--- a/🌐 Overview of Networking.docx
+++ b/🌐 Overview of Networking.docx
@@ -3282,6 +3282,7 @@
             <w:insideH w:val="none" w:color="auto" w:sz="0" w:space="0"/>
             <w:insideV w:val="none" w:color="auto" w:sz="0" w:space="0"/>
           </w:tblBorders>
+          <w:shd w:val="clear" w:color="auto" w:fill="auto"/>
           <w:tblCellMar>
             <w:top w:w="15" w:type="dxa"/>
             <w:left w:w="15" w:type="dxa"/>
@@ -4179,6 +4180,7 @@
             <w:insideH w:val="none" w:color="auto" w:sz="0" w:space="0"/>
             <w:insideV w:val="none" w:color="auto" w:sz="0" w:space="0"/>
           </w:tblBorders>
+          <w:shd w:val="clear" w:color="auto" w:fill="auto"/>
           <w:tblCellMar>
             <w:top w:w="15" w:type="dxa"/>
             <w:left w:w="15" w:type="dxa"/>
@@ -4255,6 +4257,7 @@
             <w:insideH w:val="none" w:color="auto" w:sz="0" w:space="0"/>
             <w:insideV w:val="none" w:color="auto" w:sz="0" w:space="0"/>
           </w:tblBorders>
+          <w:shd w:val="clear" w:color="auto" w:fill="auto"/>
           <w:tblCellMar>
             <w:top w:w="15" w:type="dxa"/>
             <w:left w:w="15" w:type="dxa"/>
@@ -5518,7 +5521,6 @@
             <w:insideH w:val="none" w:color="auto" w:sz="0" w:space="0"/>
             <w:insideV w:val="none" w:color="auto" w:sz="0" w:space="0"/>
           </w:tblBorders>
-          <w:shd w:val="clear" w:color="auto" w:fill="auto"/>
           <w:tblCellMar>
             <w:top w:w="15" w:type="dxa"/>
             <w:left w:w="15" w:type="dxa"/>
@@ -9652,7 +9654,6 @@
             <w:insideH w:val="none" w:color="auto" w:sz="0" w:space="0"/>
             <w:insideV w:val="none" w:color="auto" w:sz="0" w:space="0"/>
           </w:tblBorders>
-          <w:shd w:val="clear" w:color="auto" w:fill="auto"/>
           <w:tblCellMar>
             <w:top w:w="15" w:type="dxa"/>
             <w:left w:w="15" w:type="dxa"/>
@@ -9755,7 +9756,6 @@
             <w:insideH w:val="none" w:color="auto" w:sz="0" w:space="0"/>
             <w:insideV w:val="none" w:color="auto" w:sz="0" w:space="0"/>
           </w:tblBorders>
-          <w:shd w:val="clear" w:color="auto" w:fill="auto"/>
           <w:tblCellMar>
             <w:top w:w="15" w:type="dxa"/>
             <w:left w:w="15" w:type="dxa"/>
@@ -9858,7 +9858,6 @@
             <w:insideH w:val="none" w:color="auto" w:sz="0" w:space="0"/>
             <w:insideV w:val="none" w:color="auto" w:sz="0" w:space="0"/>
           </w:tblBorders>
-          <w:shd w:val="clear" w:color="auto" w:fill="auto"/>
           <w:tblCellMar>
             <w:top w:w="15" w:type="dxa"/>
             <w:left w:w="15" w:type="dxa"/>
@@ -9961,7 +9960,6 @@
             <w:insideH w:val="none" w:color="auto" w:sz="0" w:space="0"/>
             <w:insideV w:val="none" w:color="auto" w:sz="0" w:space="0"/>
           </w:tblBorders>
-          <w:shd w:val="clear" w:color="auto" w:fill="auto"/>
           <w:tblCellMar>
             <w:top w:w="15" w:type="dxa"/>
             <w:left w:w="15" w:type="dxa"/>
@@ -10473,7 +10471,6 @@
             <w:insideH w:val="none" w:color="auto" w:sz="0" w:space="0"/>
             <w:insideV w:val="none" w:color="auto" w:sz="0" w:space="0"/>
           </w:tblBorders>
-          <w:shd w:val="clear" w:color="auto" w:fill="auto"/>
           <w:tblCellMar>
             <w:top w:w="15" w:type="dxa"/>
             <w:left w:w="15" w:type="dxa"/>
@@ -10585,7 +10582,6 @@
             <w:insideH w:val="none" w:color="auto" w:sz="0" w:space="0"/>
             <w:insideV w:val="none" w:color="auto" w:sz="0" w:space="0"/>
           </w:tblBorders>
-          <w:shd w:val="clear" w:color="auto" w:fill="auto"/>
           <w:tblCellMar>
             <w:top w:w="15" w:type="dxa"/>
             <w:left w:w="15" w:type="dxa"/>
@@ -10674,7 +10670,6 @@
             <w:insideH w:val="none" w:color="auto" w:sz="0" w:space="0"/>
             <w:insideV w:val="none" w:color="auto" w:sz="0" w:space="0"/>
           </w:tblBorders>
-          <w:shd w:val="clear" w:color="auto" w:fill="auto"/>
           <w:tblCellMar>
             <w:top w:w="15" w:type="dxa"/>
             <w:left w:w="15" w:type="dxa"/>
@@ -10763,7 +10758,6 @@
             <w:insideH w:val="none" w:color="auto" w:sz="0" w:space="0"/>
             <w:insideV w:val="none" w:color="auto" w:sz="0" w:space="0"/>
           </w:tblBorders>
-          <w:shd w:val="clear" w:color="auto" w:fill="auto"/>
           <w:tblCellMar>
             <w:top w:w="15" w:type="dxa"/>
             <w:left w:w="15" w:type="dxa"/>
@@ -13160,6 +13154,7 @@
             <w:insideH w:val="none" w:color="auto" w:sz="0" w:space="0"/>
             <w:insideV w:val="none" w:color="auto" w:sz="0" w:space="0"/>
           </w:tblBorders>
+          <w:shd w:val="clear" w:color="auto" w:fill="auto"/>
           <w:tblCellMar>
             <w:top w:w="15" w:type="dxa"/>
             <w:left w:w="15" w:type="dxa"/>
@@ -18656,8 +18651,6 @@
           <w14:ligatures w14:val="standardContextual"/>
         </w:rPr>
       </w:pPr>
-      <w:bookmarkStart w:id="0" w:name="_GoBack"/>
-      <w:bookmarkEnd w:id="0"/>
     </w:p>
     <w:p>
       <w:pPr>
@@ -18678,6 +18671,7 @@
         </w:rPr>
         <w:object>
           <v:shape id="_x0000_i1077" o:spt="75" type="#_x0000_t75" style="height:688.2pt;width:454.8pt;" o:ole="t" filled="f" o:preferrelative="t" stroked="f" coordsize="21600,21600">
+            <v:path/>
             <v:fill on="f" focussize="0,0"/>
             <v:stroke on="f"/>
             <v:imagedata r:id="rId7" o:title=""/>
@@ -18690,6 +18684,1226 @@
           </o:OLEObject>
         </w:object>
       </w:r>
+      <w:r>
+        <w:rPr>
+          <w:rFonts w:hint="default"/>
+          <w:lang w:val="en-US"/>
+        </w:rPr>
+        <w:t>What is Data Distribution?</w:t>
+      </w:r>
+    </w:p>
+    <w:p>
+      <w:pPr>
+        <w:pStyle w:val="16"/>
+        <w:keepNext w:val="0"/>
+        <w:keepLines w:val="0"/>
+        <w:widowControl/>
+        <w:suppressLineNumbers w:val="0"/>
+        <w:rPr>
+          <w:rFonts w:hint="default"/>
+          <w:lang w:val="en-US"/>
+        </w:rPr>
+      </w:pPr>
+      <w:r>
+        <w:rPr>
+          <w:rFonts w:hint="default"/>
+          <w:lang w:val="en-US"/>
+        </w:rPr>
+        <w:t>Data Distribution is a list of all possible values, and how often each value occurs.</w:t>
+      </w:r>
+    </w:p>
+    <w:p>
+      <w:pPr>
+        <w:pStyle w:val="16"/>
+        <w:keepNext w:val="0"/>
+        <w:keepLines w:val="0"/>
+        <w:widowControl/>
+        <w:suppressLineNumbers w:val="0"/>
+        <w:spacing w:line="240" w:lineRule="auto"/>
+        <w:rPr>
+          <w:rFonts w:hint="default"/>
+          <w:b/>
+          <w:bCs/>
+          <w:lang w:val="en-US"/>
+        </w:rPr>
+      </w:pPr>
+      <w:r>
+        <w:rPr>
+          <w:rFonts w:hint="default"/>
+          <w:b/>
+          <w:bCs/>
+          <w:lang w:val="en-US"/>
+        </w:rPr>
+        <w:t>Random Distribution</w:t>
+      </w:r>
+    </w:p>
+    <w:p>
+      <w:pPr>
+        <w:pStyle w:val="16"/>
+        <w:keepNext w:val="0"/>
+        <w:keepLines w:val="0"/>
+        <w:widowControl/>
+        <w:suppressLineNumbers w:val="0"/>
+        <w:spacing w:line="240" w:lineRule="auto"/>
+        <w:rPr>
+          <w:rFonts w:hint="default"/>
+          <w:lang w:val="en-US"/>
+        </w:rPr>
+      </w:pPr>
+      <w:r>
+        <w:rPr>
+          <w:rFonts w:hint="default"/>
+          <w:lang w:val="en-US"/>
+        </w:rPr>
+        <w:t>A random distribution is a set of random numbers that follow a certain probability density function</w:t>
+      </w:r>
+    </w:p>
+    <w:p>
+      <w:pPr>
+        <w:pStyle w:val="16"/>
+        <w:keepNext w:val="0"/>
+        <w:keepLines w:val="0"/>
+        <w:widowControl/>
+        <w:suppressLineNumbers w:val="0"/>
+        <w:spacing w:line="240" w:lineRule="auto"/>
+        <w:rPr>
+          <w:rFonts w:hint="default"/>
+          <w:lang w:val="en-US"/>
+        </w:rPr>
+      </w:pPr>
+      <w:r>
+        <w:rPr>
+          <w:rFonts w:hint="default"/>
+          <w:lang w:val="en-US"/>
+        </w:rPr>
+        <w:t>Normal Distribution</w:t>
+      </w:r>
+    </w:p>
+    <w:p>
+      <w:pPr>
+        <w:pStyle w:val="16"/>
+        <w:keepNext w:val="0"/>
+        <w:keepLines w:val="0"/>
+        <w:widowControl/>
+        <w:suppressLineNumbers w:val="0"/>
+        <w:spacing w:line="240" w:lineRule="auto"/>
+        <w:rPr>
+          <w:rFonts w:hint="default"/>
+          <w:lang w:val="en-IN"/>
+        </w:rPr>
+      </w:pPr>
+      <w:r>
+        <w:rPr>
+          <w:rFonts w:hint="default"/>
+          <w:lang w:val="en-IN"/>
+        </w:rPr>
+        <w:t>It has three parameters:</w:t>
+      </w:r>
+    </w:p>
+    <w:p>
+      <w:pPr>
+        <w:pStyle w:val="16"/>
+        <w:keepNext w:val="0"/>
+        <w:keepLines w:val="0"/>
+        <w:widowControl/>
+        <w:suppressLineNumbers w:val="0"/>
+        <w:spacing w:line="240" w:lineRule="auto"/>
+        <w:rPr>
+          <w:rFonts w:hint="default"/>
+          <w:lang w:val="en-IN"/>
+        </w:rPr>
+      </w:pPr>
+      <w:r>
+        <w:rPr>
+          <w:rFonts w:hint="default"/>
+          <w:lang w:val="en-IN"/>
+        </w:rPr>
+        <w:t>loc - (Mean) where the peak of the bell exists.</w:t>
+      </w:r>
+    </w:p>
+    <w:p>
+      <w:pPr>
+        <w:pStyle w:val="16"/>
+        <w:keepNext w:val="0"/>
+        <w:keepLines w:val="0"/>
+        <w:widowControl/>
+        <w:suppressLineNumbers w:val="0"/>
+        <w:spacing w:line="240" w:lineRule="auto"/>
+        <w:rPr>
+          <w:rFonts w:hint="default"/>
+          <w:lang w:val="en-IN"/>
+        </w:rPr>
+      </w:pPr>
+      <w:r>
+        <w:rPr>
+          <w:rFonts w:hint="default"/>
+          <w:lang w:val="en-IN"/>
+        </w:rPr>
+        <w:t>scale - (Standard Deviation) how flat the graph distribution should be.</w:t>
+      </w:r>
+    </w:p>
+    <w:p>
+      <w:pPr>
+        <w:pStyle w:val="16"/>
+        <w:keepNext w:val="0"/>
+        <w:keepLines w:val="0"/>
+        <w:widowControl/>
+        <w:suppressLineNumbers w:val="0"/>
+        <w:spacing w:line="240" w:lineRule="auto"/>
+        <w:rPr>
+          <w:rFonts w:hint="default"/>
+          <w:lang w:val="en-IN"/>
+        </w:rPr>
+      </w:pPr>
+      <w:r>
+        <w:rPr>
+          <w:rFonts w:hint="default"/>
+          <w:lang w:val="en-IN"/>
+        </w:rPr>
+        <w:t>size - The shape of the returned array.</w:t>
+      </w:r>
+    </w:p>
+    <w:p>
+      <w:pPr>
+        <w:pStyle w:val="16"/>
+        <w:keepNext w:val="0"/>
+        <w:keepLines w:val="0"/>
+        <w:widowControl/>
+        <w:suppressLineNumbers w:val="0"/>
+        <w:spacing w:line="240" w:lineRule="auto"/>
+        <w:rPr>
+          <w:rFonts w:hint="default"/>
+          <w:b/>
+          <w:bCs/>
+          <w:lang w:val="en-IN"/>
+        </w:rPr>
+      </w:pPr>
+      <w:r>
+        <w:rPr>
+          <w:rFonts w:hint="default"/>
+          <w:b/>
+          <w:bCs/>
+          <w:lang w:val="en-IN"/>
+        </w:rPr>
+        <w:t>Binomial Distribution</w:t>
+      </w:r>
+    </w:p>
+    <w:p>
+      <w:pPr>
+        <w:pStyle w:val="16"/>
+        <w:keepNext w:val="0"/>
+        <w:keepLines w:val="0"/>
+        <w:widowControl/>
+        <w:suppressLineNumbers w:val="0"/>
+        <w:spacing w:line="240" w:lineRule="auto"/>
+        <w:rPr>
+          <w:rFonts w:hint="default"/>
+          <w:lang w:val="en-IN"/>
+        </w:rPr>
+      </w:pPr>
+      <w:r>
+        <w:rPr>
+          <w:rFonts w:hint="default"/>
+          <w:lang w:val="en-IN"/>
+        </w:rPr>
+        <w:t>Binomial Distribution is a Discrete Distribution.</w:t>
+      </w:r>
+    </w:p>
+    <w:p>
+      <w:pPr>
+        <w:pStyle w:val="16"/>
+        <w:keepNext w:val="0"/>
+        <w:keepLines w:val="0"/>
+        <w:widowControl/>
+        <w:suppressLineNumbers w:val="0"/>
+        <w:spacing w:line="240" w:lineRule="auto"/>
+        <w:rPr>
+          <w:rFonts w:hint="default"/>
+          <w:lang w:val="en-IN"/>
+        </w:rPr>
+      </w:pPr>
+      <w:r>
+        <w:rPr>
+          <w:rFonts w:hint="default"/>
+          <w:lang w:val="en-IN"/>
+        </w:rPr>
+        <w:t>It describes the outcome of binary scenarios, e.g. toss of a coin, it will either be head or tails.</w:t>
+      </w:r>
+    </w:p>
+    <w:p>
+      <w:pPr>
+        <w:pStyle w:val="16"/>
+        <w:keepNext w:val="0"/>
+        <w:keepLines w:val="0"/>
+        <w:widowControl/>
+        <w:suppressLineNumbers w:val="0"/>
+        <w:spacing w:line="240" w:lineRule="auto"/>
+        <w:rPr>
+          <w:rFonts w:hint="default"/>
+          <w:lang w:val="en-IN"/>
+        </w:rPr>
+      </w:pPr>
+      <w:r>
+        <w:rPr>
+          <w:rFonts w:hint="default"/>
+          <w:lang w:val="en-IN"/>
+        </w:rPr>
+        <w:t>It has three parameters:</w:t>
+      </w:r>
+    </w:p>
+    <w:p>
+      <w:pPr>
+        <w:pStyle w:val="16"/>
+        <w:keepNext w:val="0"/>
+        <w:keepLines w:val="0"/>
+        <w:widowControl/>
+        <w:suppressLineNumbers w:val="0"/>
+        <w:spacing w:line="240" w:lineRule="auto"/>
+        <w:rPr>
+          <w:rFonts w:hint="default"/>
+          <w:lang w:val="en-IN"/>
+        </w:rPr>
+      </w:pPr>
+      <w:r>
+        <w:rPr>
+          <w:rFonts w:hint="default"/>
+          <w:lang w:val="en-IN"/>
+        </w:rPr>
+        <w:t>n - number of trials.</w:t>
+      </w:r>
+    </w:p>
+    <w:p>
+      <w:pPr>
+        <w:pStyle w:val="16"/>
+        <w:keepNext w:val="0"/>
+        <w:keepLines w:val="0"/>
+        <w:widowControl/>
+        <w:suppressLineNumbers w:val="0"/>
+        <w:spacing w:line="240" w:lineRule="auto"/>
+        <w:rPr>
+          <w:rFonts w:hint="default"/>
+          <w:lang w:val="en-IN"/>
+        </w:rPr>
+      </w:pPr>
+      <w:r>
+        <w:rPr>
+          <w:rFonts w:hint="default"/>
+          <w:lang w:val="en-IN"/>
+        </w:rPr>
+        <w:t>p - probability of occurrence of each trial (e.g. for toss of a coin 0.5 each).</w:t>
+      </w:r>
+    </w:p>
+    <w:p>
+      <w:pPr>
+        <w:pStyle w:val="16"/>
+        <w:keepNext w:val="0"/>
+        <w:keepLines w:val="0"/>
+        <w:widowControl/>
+        <w:suppressLineNumbers w:val="0"/>
+        <w:spacing w:line="240" w:lineRule="auto"/>
+        <w:rPr>
+          <w:rFonts w:hint="default"/>
+          <w:lang w:val="en-IN"/>
+        </w:rPr>
+      </w:pPr>
+      <w:r>
+        <w:rPr>
+          <w:rFonts w:hint="default"/>
+          <w:lang w:val="en-IN"/>
+        </w:rPr>
+        <w:t>size - The shape of the returned array.</w:t>
+      </w:r>
+    </w:p>
+    <w:p>
+      <w:pPr>
+        <w:pStyle w:val="16"/>
+        <w:keepNext w:val="0"/>
+        <w:keepLines w:val="0"/>
+        <w:widowControl/>
+        <w:suppressLineNumbers w:val="0"/>
+        <w:spacing w:line="240" w:lineRule="auto"/>
+        <w:rPr>
+          <w:rFonts w:hint="default"/>
+          <w:b/>
+          <w:bCs/>
+          <w:lang w:val="en-IN"/>
+        </w:rPr>
+      </w:pPr>
+      <w:r>
+        <w:rPr>
+          <w:rFonts w:hint="default"/>
+          <w:b/>
+          <w:bCs/>
+          <w:lang w:val="en-IN"/>
+        </w:rPr>
+        <w:t>Poisson Distribution</w:t>
+      </w:r>
+    </w:p>
+    <w:p>
+      <w:pPr>
+        <w:pStyle w:val="16"/>
+        <w:keepNext w:val="0"/>
+        <w:keepLines w:val="0"/>
+        <w:widowControl/>
+        <w:suppressLineNumbers w:val="0"/>
+        <w:spacing w:line="240" w:lineRule="auto"/>
+        <w:rPr>
+          <w:rFonts w:hint="default"/>
+          <w:lang w:val="en-IN"/>
+        </w:rPr>
+      </w:pPr>
+      <w:r>
+        <w:rPr>
+          <w:rFonts w:hint="default"/>
+          <w:lang w:val="en-IN"/>
+        </w:rPr>
+        <w:t>Poisson Distribution is a Discrete Distribution.</w:t>
+      </w:r>
+    </w:p>
+    <w:p>
+      <w:pPr>
+        <w:pStyle w:val="16"/>
+        <w:keepNext w:val="0"/>
+        <w:keepLines w:val="0"/>
+        <w:widowControl/>
+        <w:suppressLineNumbers w:val="0"/>
+        <w:spacing w:line="240" w:lineRule="auto"/>
+        <w:rPr>
+          <w:rFonts w:hint="default"/>
+          <w:lang w:val="en-IN"/>
+        </w:rPr>
+      </w:pPr>
+      <w:r>
+        <w:rPr>
+          <w:rFonts w:hint="default"/>
+          <w:lang w:val="en-IN"/>
+        </w:rPr>
+        <w:t>It estimates how many times an event can happen in a specified time. e.g. If someone eats twice a day what is the probability he will eat thrice?</w:t>
+      </w:r>
+    </w:p>
+    <w:p>
+      <w:pPr>
+        <w:pStyle w:val="16"/>
+        <w:keepNext w:val="0"/>
+        <w:keepLines w:val="0"/>
+        <w:widowControl/>
+        <w:suppressLineNumbers w:val="0"/>
+        <w:spacing w:line="240" w:lineRule="auto"/>
+        <w:rPr>
+          <w:rFonts w:hint="default"/>
+          <w:lang w:val="en-IN"/>
+        </w:rPr>
+      </w:pPr>
+      <w:r>
+        <w:rPr>
+          <w:rFonts w:hint="default"/>
+          <w:lang w:val="en-IN"/>
+        </w:rPr>
+        <w:t>It has two parameters:</w:t>
+      </w:r>
+    </w:p>
+    <w:p>
+      <w:pPr>
+        <w:pStyle w:val="16"/>
+        <w:keepNext w:val="0"/>
+        <w:keepLines w:val="0"/>
+        <w:widowControl/>
+        <w:suppressLineNumbers w:val="0"/>
+        <w:spacing w:line="240" w:lineRule="auto"/>
+        <w:rPr>
+          <w:rFonts w:hint="default"/>
+          <w:lang w:val="en-IN"/>
+        </w:rPr>
+      </w:pPr>
+      <w:r>
+        <w:rPr>
+          <w:rFonts w:hint="default"/>
+          <w:lang w:val="en-IN"/>
+        </w:rPr>
+        <w:t>lam - rate or known number of occurrences e.g. 2 for above problem.</w:t>
+      </w:r>
+    </w:p>
+    <w:p>
+      <w:pPr>
+        <w:pStyle w:val="16"/>
+        <w:keepNext w:val="0"/>
+        <w:keepLines w:val="0"/>
+        <w:widowControl/>
+        <w:suppressLineNumbers w:val="0"/>
+        <w:spacing w:line="240" w:lineRule="auto"/>
+        <w:rPr>
+          <w:rFonts w:hint="default"/>
+          <w:lang w:val="en-IN"/>
+        </w:rPr>
+      </w:pPr>
+      <w:r>
+        <w:rPr>
+          <w:rFonts w:hint="default"/>
+          <w:lang w:val="en-IN"/>
+        </w:rPr>
+        <w:t>size - The shape of the returned array.</w:t>
+      </w:r>
+    </w:p>
+    <w:p>
+      <w:pPr>
+        <w:pStyle w:val="16"/>
+        <w:keepNext w:val="0"/>
+        <w:keepLines w:val="0"/>
+        <w:widowControl/>
+        <w:suppressLineNumbers w:val="0"/>
+        <w:spacing w:line="240" w:lineRule="auto"/>
+        <w:rPr>
+          <w:rFonts w:hint="default"/>
+          <w:lang w:val="en-IN"/>
+        </w:rPr>
+      </w:pPr>
+      <w:r>
+        <w:rPr>
+          <w:rFonts w:hint="default"/>
+          <w:lang w:val="en-IN"/>
+        </w:rPr>
+        <w:t>Uniform Distribution</w:t>
+      </w:r>
+    </w:p>
+    <w:p>
+      <w:pPr>
+        <w:pStyle w:val="16"/>
+        <w:keepNext w:val="0"/>
+        <w:keepLines w:val="0"/>
+        <w:widowControl/>
+        <w:suppressLineNumbers w:val="0"/>
+        <w:spacing w:line="240" w:lineRule="auto"/>
+        <w:rPr>
+          <w:rFonts w:hint="default"/>
+          <w:lang w:val="en-IN"/>
+        </w:rPr>
+      </w:pPr>
+      <w:r>
+        <w:rPr>
+          <w:rFonts w:hint="default"/>
+          <w:lang w:val="en-IN"/>
+        </w:rPr>
+        <w:t>Used to describe probability where every event has equal chances of occuring.</w:t>
+      </w:r>
+    </w:p>
+    <w:p>
+      <w:pPr>
+        <w:pStyle w:val="16"/>
+        <w:keepNext w:val="0"/>
+        <w:keepLines w:val="0"/>
+        <w:widowControl/>
+        <w:suppressLineNumbers w:val="0"/>
+        <w:spacing w:line="240" w:lineRule="auto"/>
+        <w:rPr>
+          <w:rFonts w:hint="default"/>
+          <w:lang w:val="en-IN"/>
+        </w:rPr>
+      </w:pPr>
+      <w:r>
+        <w:rPr>
+          <w:rFonts w:hint="default"/>
+          <w:lang w:val="en-IN"/>
+        </w:rPr>
+        <w:t>E.g. Generation of random numbers.</w:t>
+      </w:r>
+    </w:p>
+    <w:p>
+      <w:pPr>
+        <w:pStyle w:val="16"/>
+        <w:keepNext w:val="0"/>
+        <w:keepLines w:val="0"/>
+        <w:widowControl/>
+        <w:suppressLineNumbers w:val="0"/>
+        <w:spacing w:line="240" w:lineRule="auto"/>
+        <w:rPr>
+          <w:rFonts w:hint="default"/>
+          <w:lang w:val="en-IN"/>
+        </w:rPr>
+      </w:pPr>
+      <w:r>
+        <w:rPr>
+          <w:rFonts w:hint="default"/>
+          <w:lang w:val="en-IN"/>
+        </w:rPr>
+        <w:t>It has three parameters:</w:t>
+      </w:r>
+    </w:p>
+    <w:p>
+      <w:pPr>
+        <w:pStyle w:val="16"/>
+        <w:keepNext w:val="0"/>
+        <w:keepLines w:val="0"/>
+        <w:widowControl/>
+        <w:suppressLineNumbers w:val="0"/>
+        <w:spacing w:line="240" w:lineRule="auto"/>
+        <w:rPr>
+          <w:rFonts w:hint="default"/>
+          <w:lang w:val="en-IN"/>
+        </w:rPr>
+      </w:pPr>
+      <w:r>
+        <w:rPr>
+          <w:rFonts w:hint="default"/>
+          <w:lang w:val="en-IN"/>
+        </w:rPr>
+        <w:t>low - lower bound - default 0 .0.</w:t>
+      </w:r>
+    </w:p>
+    <w:p>
+      <w:pPr>
+        <w:pStyle w:val="16"/>
+        <w:keepNext w:val="0"/>
+        <w:keepLines w:val="0"/>
+        <w:widowControl/>
+        <w:suppressLineNumbers w:val="0"/>
+        <w:spacing w:line="240" w:lineRule="auto"/>
+        <w:rPr>
+          <w:rFonts w:hint="default"/>
+          <w:lang w:val="en-IN"/>
+        </w:rPr>
+      </w:pPr>
+      <w:r>
+        <w:rPr>
+          <w:rFonts w:hint="default"/>
+          <w:lang w:val="en-IN"/>
+        </w:rPr>
+        <w:t>high - upper bound - default 1.0.</w:t>
+      </w:r>
+    </w:p>
+    <w:p>
+      <w:pPr>
+        <w:pStyle w:val="16"/>
+        <w:keepNext w:val="0"/>
+        <w:keepLines w:val="0"/>
+        <w:widowControl/>
+        <w:suppressLineNumbers w:val="0"/>
+        <w:spacing w:line="240" w:lineRule="auto"/>
+        <w:rPr>
+          <w:rFonts w:hint="default"/>
+          <w:lang w:val="en-IN"/>
+        </w:rPr>
+      </w:pPr>
+      <w:r>
+        <w:rPr>
+          <w:rFonts w:hint="default"/>
+          <w:lang w:val="en-IN"/>
+        </w:rPr>
+        <w:t>size - The shape of the returned array.</w:t>
+      </w:r>
+    </w:p>
+    <w:p>
+      <w:pPr>
+        <w:pStyle w:val="16"/>
+        <w:keepNext w:val="0"/>
+        <w:keepLines w:val="0"/>
+        <w:widowControl/>
+        <w:suppressLineNumbers w:val="0"/>
+        <w:spacing w:line="240" w:lineRule="auto"/>
+        <w:rPr>
+          <w:rFonts w:hint="default"/>
+          <w:b/>
+          <w:bCs/>
+          <w:u w:val="single"/>
+          <w:lang w:val="en-IN"/>
+        </w:rPr>
+      </w:pPr>
+      <w:r>
+        <w:rPr>
+          <w:rFonts w:hint="default"/>
+          <w:b/>
+          <w:bCs/>
+          <w:u w:val="single"/>
+          <w:lang w:val="en-IN"/>
+        </w:rPr>
+        <w:t>Logistic Distribution</w:t>
+      </w:r>
+    </w:p>
+    <w:p>
+      <w:pPr>
+        <w:pStyle w:val="16"/>
+        <w:keepNext w:val="0"/>
+        <w:keepLines w:val="0"/>
+        <w:widowControl/>
+        <w:suppressLineNumbers w:val="0"/>
+        <w:spacing w:line="240" w:lineRule="auto"/>
+        <w:rPr>
+          <w:rFonts w:hint="default"/>
+          <w:lang w:val="en-IN"/>
+        </w:rPr>
+      </w:pPr>
+      <w:r>
+        <w:rPr>
+          <w:rFonts w:hint="default"/>
+          <w:lang w:val="en-IN"/>
+        </w:rPr>
+        <w:t>Logistic Distribution is used to describe growth.</w:t>
+      </w:r>
+    </w:p>
+    <w:p>
+      <w:pPr>
+        <w:pStyle w:val="16"/>
+        <w:keepNext w:val="0"/>
+        <w:keepLines w:val="0"/>
+        <w:widowControl/>
+        <w:suppressLineNumbers w:val="0"/>
+        <w:spacing w:line="240" w:lineRule="auto"/>
+        <w:rPr>
+          <w:rFonts w:hint="default"/>
+          <w:lang w:val="en-IN"/>
+        </w:rPr>
+      </w:pPr>
+      <w:r>
+        <w:rPr>
+          <w:rFonts w:hint="default"/>
+          <w:lang w:val="en-IN"/>
+        </w:rPr>
+        <w:t>Used extensively in machine learning in logistic regression, neural networks etc.</w:t>
+      </w:r>
+    </w:p>
+    <w:p>
+      <w:pPr>
+        <w:pStyle w:val="16"/>
+        <w:keepNext w:val="0"/>
+        <w:keepLines w:val="0"/>
+        <w:widowControl/>
+        <w:suppressLineNumbers w:val="0"/>
+        <w:spacing w:line="240" w:lineRule="auto"/>
+        <w:rPr>
+          <w:rFonts w:hint="default"/>
+          <w:lang w:val="en-IN"/>
+        </w:rPr>
+      </w:pPr>
+      <w:r>
+        <w:rPr>
+          <w:rFonts w:hint="default"/>
+          <w:lang w:val="en-IN"/>
+        </w:rPr>
+        <w:t>It has three parameters:</w:t>
+      </w:r>
+    </w:p>
+    <w:p>
+      <w:pPr>
+        <w:pStyle w:val="16"/>
+        <w:keepNext w:val="0"/>
+        <w:keepLines w:val="0"/>
+        <w:widowControl/>
+        <w:suppressLineNumbers w:val="0"/>
+        <w:spacing w:line="240" w:lineRule="auto"/>
+        <w:rPr>
+          <w:rFonts w:hint="default"/>
+          <w:lang w:val="en-IN"/>
+        </w:rPr>
+      </w:pPr>
+      <w:r>
+        <w:rPr>
+          <w:rFonts w:hint="default"/>
+          <w:lang w:val="en-IN"/>
+        </w:rPr>
+        <w:t>loc - mean, where the peak is. Default 0.</w:t>
+      </w:r>
+    </w:p>
+    <w:p>
+      <w:pPr>
+        <w:pStyle w:val="16"/>
+        <w:keepNext w:val="0"/>
+        <w:keepLines w:val="0"/>
+        <w:widowControl/>
+        <w:suppressLineNumbers w:val="0"/>
+        <w:spacing w:line="240" w:lineRule="auto"/>
+        <w:rPr>
+          <w:rFonts w:hint="default"/>
+          <w:lang w:val="en-IN"/>
+        </w:rPr>
+      </w:pPr>
+      <w:r>
+        <w:rPr>
+          <w:rFonts w:hint="default"/>
+          <w:lang w:val="en-IN"/>
+        </w:rPr>
+        <w:t>scale - standard deviation, the flatness of distribution. Default 1.</w:t>
+      </w:r>
+    </w:p>
+    <w:p>
+      <w:pPr>
+        <w:pStyle w:val="16"/>
+        <w:keepNext w:val="0"/>
+        <w:keepLines w:val="0"/>
+        <w:widowControl/>
+        <w:suppressLineNumbers w:val="0"/>
+        <w:spacing w:line="240" w:lineRule="auto"/>
+        <w:rPr>
+          <w:rFonts w:hint="default"/>
+          <w:lang w:val="en-IN"/>
+        </w:rPr>
+      </w:pPr>
+      <w:r>
+        <w:rPr>
+          <w:rFonts w:hint="default"/>
+          <w:lang w:val="en-IN"/>
+        </w:rPr>
+        <w:t>size - The shape of the returned array</w:t>
+      </w:r>
+    </w:p>
+    <w:p>
+      <w:pPr>
+        <w:pStyle w:val="16"/>
+        <w:keepNext w:val="0"/>
+        <w:keepLines w:val="0"/>
+        <w:widowControl/>
+        <w:suppressLineNumbers w:val="0"/>
+        <w:spacing w:line="240" w:lineRule="auto"/>
+        <w:rPr>
+          <w:rFonts w:hint="default"/>
+          <w:b/>
+          <w:bCs/>
+          <w:u w:val="single"/>
+          <w:lang w:val="en-IN"/>
+        </w:rPr>
+      </w:pPr>
+      <w:r>
+        <w:rPr>
+          <w:rFonts w:hint="default"/>
+          <w:b/>
+          <w:bCs/>
+          <w:u w:val="single"/>
+          <w:lang w:val="en-IN"/>
+        </w:rPr>
+        <w:t>Multinomial Distribution</w:t>
+      </w:r>
+    </w:p>
+    <w:p>
+      <w:pPr>
+        <w:pStyle w:val="16"/>
+        <w:keepNext w:val="0"/>
+        <w:keepLines w:val="0"/>
+        <w:widowControl/>
+        <w:suppressLineNumbers w:val="0"/>
+        <w:spacing w:line="240" w:lineRule="auto"/>
+        <w:rPr>
+          <w:rFonts w:hint="default"/>
+          <w:sz w:val="22"/>
+          <w:szCs w:val="22"/>
+          <w:lang w:val="en-IN"/>
+        </w:rPr>
+      </w:pPr>
+      <w:r>
+        <w:rPr>
+          <w:rFonts w:hint="default"/>
+          <w:sz w:val="22"/>
+          <w:szCs w:val="22"/>
+          <w:lang w:val="en-IN"/>
+        </w:rPr>
+        <w:t>Multinomial distribution is a generalization of binomial distribution.</w:t>
+      </w:r>
+    </w:p>
+    <w:p>
+      <w:pPr>
+        <w:pStyle w:val="16"/>
+        <w:keepNext w:val="0"/>
+        <w:keepLines w:val="0"/>
+        <w:widowControl/>
+        <w:suppressLineNumbers w:val="0"/>
+        <w:spacing w:line="240" w:lineRule="auto"/>
+        <w:rPr>
+          <w:rFonts w:hint="default"/>
+          <w:sz w:val="22"/>
+          <w:szCs w:val="22"/>
+          <w:lang w:val="en-IN"/>
+        </w:rPr>
+      </w:pPr>
+      <w:r>
+        <w:rPr>
+          <w:rFonts w:hint="default"/>
+          <w:sz w:val="22"/>
+          <w:szCs w:val="22"/>
+          <w:lang w:val="en-IN"/>
+        </w:rPr>
+        <w:t>It describes outcomes of multi-nomial scenarios unlike binomial where scenarios must be only one of two. e.g. Blood type of a population, dice roll outcome.</w:t>
+      </w:r>
+    </w:p>
+    <w:p>
+      <w:pPr>
+        <w:pStyle w:val="16"/>
+        <w:keepNext w:val="0"/>
+        <w:keepLines w:val="0"/>
+        <w:widowControl/>
+        <w:suppressLineNumbers w:val="0"/>
+        <w:spacing w:line="240" w:lineRule="auto"/>
+        <w:rPr>
+          <w:rFonts w:hint="default"/>
+          <w:sz w:val="22"/>
+          <w:szCs w:val="22"/>
+          <w:lang w:val="en-IN"/>
+        </w:rPr>
+      </w:pPr>
+      <w:r>
+        <w:rPr>
+          <w:rFonts w:hint="default"/>
+          <w:sz w:val="22"/>
+          <w:szCs w:val="22"/>
+          <w:lang w:val="en-IN"/>
+        </w:rPr>
+        <w:t>It has three parameters:</w:t>
+      </w:r>
+    </w:p>
+    <w:p>
+      <w:pPr>
+        <w:pStyle w:val="16"/>
+        <w:keepNext w:val="0"/>
+        <w:keepLines w:val="0"/>
+        <w:widowControl/>
+        <w:suppressLineNumbers w:val="0"/>
+        <w:spacing w:line="240" w:lineRule="auto"/>
+        <w:rPr>
+          <w:rFonts w:hint="default"/>
+          <w:sz w:val="22"/>
+          <w:szCs w:val="22"/>
+          <w:lang w:val="en-IN"/>
+        </w:rPr>
+      </w:pPr>
+      <w:r>
+        <w:rPr>
+          <w:rFonts w:hint="default"/>
+          <w:sz w:val="22"/>
+          <w:szCs w:val="22"/>
+          <w:lang w:val="en-IN"/>
+        </w:rPr>
+        <w:t>n - number of times to run the experiment.</w:t>
+      </w:r>
+    </w:p>
+    <w:p>
+      <w:pPr>
+        <w:pStyle w:val="16"/>
+        <w:keepNext w:val="0"/>
+        <w:keepLines w:val="0"/>
+        <w:widowControl/>
+        <w:suppressLineNumbers w:val="0"/>
+        <w:spacing w:line="240" w:lineRule="auto"/>
+        <w:rPr>
+          <w:rFonts w:hint="default"/>
+          <w:sz w:val="22"/>
+          <w:szCs w:val="22"/>
+          <w:lang w:val="en-IN"/>
+        </w:rPr>
+      </w:pPr>
+      <w:r>
+        <w:rPr>
+          <w:rFonts w:hint="default"/>
+          <w:sz w:val="22"/>
+          <w:szCs w:val="22"/>
+          <w:lang w:val="en-IN"/>
+        </w:rPr>
+        <w:t>pvals - list of probabilties of outcomes (e.g. [1/6, 1/6, 1/6, 1/6, 1/6, 1/6] for dice roll).</w:t>
+      </w:r>
+    </w:p>
+    <w:p>
+      <w:pPr>
+        <w:pStyle w:val="16"/>
+        <w:keepNext w:val="0"/>
+        <w:keepLines w:val="0"/>
+        <w:widowControl/>
+        <w:suppressLineNumbers w:val="0"/>
+        <w:spacing w:line="240" w:lineRule="auto"/>
+        <w:rPr>
+          <w:rFonts w:hint="default"/>
+          <w:sz w:val="22"/>
+          <w:szCs w:val="22"/>
+          <w:lang w:val="en-IN"/>
+        </w:rPr>
+      </w:pPr>
+      <w:r>
+        <w:rPr>
+          <w:rFonts w:hint="default"/>
+          <w:sz w:val="22"/>
+          <w:szCs w:val="22"/>
+          <w:lang w:val="en-IN"/>
+        </w:rPr>
+        <w:t>size - The shape of the returned array.</w:t>
+      </w:r>
+    </w:p>
+    <w:p>
+      <w:pPr>
+        <w:pStyle w:val="16"/>
+        <w:keepNext w:val="0"/>
+        <w:keepLines w:val="0"/>
+        <w:widowControl/>
+        <w:suppressLineNumbers w:val="0"/>
+        <w:spacing w:line="240" w:lineRule="auto"/>
+        <w:rPr>
+          <w:rFonts w:hint="default"/>
+          <w:b/>
+          <w:bCs/>
+          <w:u w:val="single"/>
+          <w:lang w:val="en-IN"/>
+        </w:rPr>
+      </w:pPr>
+      <w:r>
+        <w:rPr>
+          <w:rFonts w:hint="default"/>
+          <w:b/>
+          <w:bCs/>
+          <w:u w:val="single"/>
+          <w:lang w:val="en-IN"/>
+        </w:rPr>
+        <w:t>Exponential Distribution</w:t>
+      </w:r>
+    </w:p>
+    <w:p>
+      <w:pPr>
+        <w:pStyle w:val="16"/>
+        <w:keepNext w:val="0"/>
+        <w:keepLines w:val="0"/>
+        <w:widowControl/>
+        <w:suppressLineNumbers w:val="0"/>
+        <w:spacing w:line="240" w:lineRule="auto"/>
+        <w:rPr>
+          <w:rFonts w:hint="default"/>
+          <w:sz w:val="22"/>
+          <w:szCs w:val="22"/>
+          <w:lang w:val="en-IN"/>
+        </w:rPr>
+      </w:pPr>
+      <w:r>
+        <w:rPr>
+          <w:rFonts w:hint="default"/>
+          <w:sz w:val="22"/>
+          <w:szCs w:val="22"/>
+          <w:lang w:val="en-IN"/>
+        </w:rPr>
+        <w:t>Exponential distribution is used for describing time till next event e.g. failure/success etc.</w:t>
+      </w:r>
+    </w:p>
+    <w:p>
+      <w:pPr>
+        <w:pStyle w:val="16"/>
+        <w:keepNext w:val="0"/>
+        <w:keepLines w:val="0"/>
+        <w:widowControl/>
+        <w:suppressLineNumbers w:val="0"/>
+        <w:spacing w:line="240" w:lineRule="auto"/>
+        <w:rPr>
+          <w:rFonts w:hint="default"/>
+          <w:sz w:val="22"/>
+          <w:szCs w:val="22"/>
+          <w:lang w:val="en-IN"/>
+        </w:rPr>
+      </w:pPr>
+      <w:r>
+        <w:rPr>
+          <w:rFonts w:hint="default"/>
+          <w:sz w:val="22"/>
+          <w:szCs w:val="22"/>
+          <w:lang w:val="en-IN"/>
+        </w:rPr>
+        <w:t>It has two parameters:</w:t>
+      </w:r>
+    </w:p>
+    <w:p>
+      <w:pPr>
+        <w:pStyle w:val="16"/>
+        <w:keepNext w:val="0"/>
+        <w:keepLines w:val="0"/>
+        <w:widowControl/>
+        <w:suppressLineNumbers w:val="0"/>
+        <w:spacing w:line="240" w:lineRule="auto"/>
+        <w:rPr>
+          <w:rFonts w:hint="default"/>
+          <w:sz w:val="22"/>
+          <w:szCs w:val="22"/>
+          <w:lang w:val="en-IN"/>
+        </w:rPr>
+      </w:pPr>
+      <w:r>
+        <w:rPr>
+          <w:rFonts w:hint="default"/>
+          <w:sz w:val="22"/>
+          <w:szCs w:val="22"/>
+          <w:lang w:val="en-IN"/>
+        </w:rPr>
+        <w:t>scale - inverse of rate ( see lam in poisson distribution ) defaults to 1.0.</w:t>
+      </w:r>
+    </w:p>
+    <w:p>
+      <w:pPr>
+        <w:pStyle w:val="16"/>
+        <w:keepNext w:val="0"/>
+        <w:keepLines w:val="0"/>
+        <w:widowControl/>
+        <w:suppressLineNumbers w:val="0"/>
+        <w:spacing w:line="240" w:lineRule="auto"/>
+        <w:rPr>
+          <w:rFonts w:hint="default"/>
+          <w:sz w:val="22"/>
+          <w:szCs w:val="22"/>
+          <w:lang w:val="en-IN"/>
+        </w:rPr>
+      </w:pPr>
+      <w:r>
+        <w:rPr>
+          <w:rFonts w:hint="default"/>
+          <w:sz w:val="22"/>
+          <w:szCs w:val="22"/>
+          <w:lang w:val="en-IN"/>
+        </w:rPr>
+        <w:t>size - The shape of the returned array.</w:t>
+      </w:r>
+    </w:p>
+    <w:p>
+      <w:pPr>
+        <w:pStyle w:val="16"/>
+        <w:keepNext w:val="0"/>
+        <w:keepLines w:val="0"/>
+        <w:widowControl/>
+        <w:suppressLineNumbers w:val="0"/>
+        <w:spacing w:line="240" w:lineRule="auto"/>
+        <w:rPr>
+          <w:rFonts w:hint="default"/>
+          <w:lang w:val="en-IN"/>
+        </w:rPr>
+      </w:pPr>
+    </w:p>
+    <w:p>
+      <w:pPr>
+        <w:pStyle w:val="16"/>
+        <w:keepNext w:val="0"/>
+        <w:keepLines w:val="0"/>
+        <w:widowControl/>
+        <w:suppressLineNumbers w:val="0"/>
+        <w:spacing w:line="240" w:lineRule="auto"/>
+        <w:rPr>
+          <w:rFonts w:hint="default"/>
+          <w:b/>
+          <w:bCs/>
+          <w:u w:val="single"/>
+          <w:lang w:val="en-IN"/>
+        </w:rPr>
+      </w:pPr>
+      <w:r>
+        <w:rPr>
+          <w:rFonts w:hint="default"/>
+          <w:b/>
+          <w:bCs/>
+          <w:u w:val="single"/>
+          <w:lang w:val="en-IN"/>
+        </w:rPr>
+        <w:t>Chi Square Distribution</w:t>
+      </w:r>
+    </w:p>
+    <w:p>
+      <w:pPr>
+        <w:pStyle w:val="16"/>
+        <w:keepNext w:val="0"/>
+        <w:keepLines w:val="0"/>
+        <w:widowControl/>
+        <w:suppressLineNumbers w:val="0"/>
+        <w:spacing w:line="240" w:lineRule="auto"/>
+        <w:rPr>
+          <w:rFonts w:hint="default"/>
+          <w:sz w:val="22"/>
+          <w:szCs w:val="22"/>
+          <w:lang w:val="en-IN"/>
+        </w:rPr>
+      </w:pPr>
+      <w:r>
+        <w:rPr>
+          <w:rFonts w:hint="default"/>
+          <w:sz w:val="22"/>
+          <w:szCs w:val="22"/>
+          <w:lang w:val="en-IN"/>
+        </w:rPr>
+        <w:t>Chi Square distribution is used as a basis to verify the hypothesis.</w:t>
+      </w:r>
+    </w:p>
+    <w:p>
+      <w:pPr>
+        <w:pStyle w:val="16"/>
+        <w:keepNext w:val="0"/>
+        <w:keepLines w:val="0"/>
+        <w:widowControl/>
+        <w:suppressLineNumbers w:val="0"/>
+        <w:spacing w:line="240" w:lineRule="auto"/>
+        <w:rPr>
+          <w:rFonts w:hint="default"/>
+          <w:sz w:val="22"/>
+          <w:szCs w:val="22"/>
+          <w:lang w:val="en-IN"/>
+        </w:rPr>
+      </w:pPr>
+      <w:r>
+        <w:rPr>
+          <w:rFonts w:hint="default"/>
+          <w:sz w:val="22"/>
+          <w:szCs w:val="22"/>
+          <w:lang w:val="en-IN"/>
+        </w:rPr>
+        <w:t>It has two parameters:</w:t>
+      </w:r>
+    </w:p>
+    <w:p>
+      <w:pPr>
+        <w:pStyle w:val="16"/>
+        <w:keepNext w:val="0"/>
+        <w:keepLines w:val="0"/>
+        <w:widowControl/>
+        <w:suppressLineNumbers w:val="0"/>
+        <w:spacing w:line="240" w:lineRule="auto"/>
+        <w:rPr>
+          <w:rFonts w:hint="default"/>
+          <w:sz w:val="22"/>
+          <w:szCs w:val="22"/>
+          <w:lang w:val="en-IN"/>
+        </w:rPr>
+      </w:pPr>
+      <w:r>
+        <w:rPr>
+          <w:rFonts w:hint="default"/>
+          <w:sz w:val="22"/>
+          <w:szCs w:val="22"/>
+          <w:lang w:val="en-IN"/>
+        </w:rPr>
+        <w:t>df - (degree of freedom).</w:t>
+      </w:r>
+    </w:p>
+    <w:p>
+      <w:pPr>
+        <w:pStyle w:val="16"/>
+        <w:keepNext w:val="0"/>
+        <w:keepLines w:val="0"/>
+        <w:widowControl/>
+        <w:suppressLineNumbers w:val="0"/>
+        <w:spacing w:line="240" w:lineRule="auto"/>
+        <w:rPr>
+          <w:rFonts w:hint="default"/>
+          <w:sz w:val="22"/>
+          <w:szCs w:val="22"/>
+          <w:lang w:val="en-IN"/>
+        </w:rPr>
+      </w:pPr>
+      <w:r>
+        <w:rPr>
+          <w:rFonts w:hint="default"/>
+          <w:sz w:val="22"/>
+          <w:szCs w:val="22"/>
+          <w:lang w:val="en-IN"/>
+        </w:rPr>
+        <w:t>size - The shape of the returned array.</w:t>
+      </w:r>
+    </w:p>
+    <w:p>
+      <w:pPr>
+        <w:pStyle w:val="16"/>
+        <w:keepNext w:val="0"/>
+        <w:keepLines w:val="0"/>
+        <w:widowControl/>
+        <w:suppressLineNumbers w:val="0"/>
+        <w:spacing w:line="240" w:lineRule="auto"/>
+        <w:rPr>
+          <w:rFonts w:hint="default"/>
+          <w:lang w:val="en-IN"/>
+        </w:rPr>
+      </w:pPr>
+      <w:bookmarkStart w:id="0" w:name="_GoBack"/>
+      <w:bookmarkEnd w:id="0"/>
     </w:p>
     <w:sectPr>
       <w:pgSz w:w="11906" w:h="16838"/>
